--- a/assets/Manuscripts/E9814_Sim15_Primary Assessment.docx
+++ b/assets/Manuscripts/E9814_Sim15_Primary Assessment.docx
@@ -1,6 +1,6 @@
 
 <file path=word/document.xml><?xml version="1.0" encoding="utf-8"?>
-<w:document xmlns:wpc="http://schemas.microsoft.com/office/word/2010/wordprocessingCanvas" xmlns:cx="http://schemas.microsoft.com/office/drawing/2014/chartex" xmlns:cx1="http://schemas.microsoft.com/office/drawing/2015/9/8/chartex" xmlns:cx2="http://schemas.microsoft.com/office/drawing/2015/10/21/chartex" xmlns:cx3="http://schemas.microsoft.com/office/drawing/2016/5/9/chartex" xmlns:cx4="http://schemas.microsoft.com/office/drawing/2016/5/10/chartex" xmlns:cx5="http://schemas.microsoft.com/office/drawing/2016/5/11/chartex" xmlns:cx6="http://schemas.microsoft.com/office/drawing/2016/5/12/chartex" xmlns:cx7="http://schemas.microsoft.com/office/drawing/2016/5/13/chartex" xmlns:cx8="http://schemas.microsoft.com/office/drawing/2016/5/14/chartex" xmlns:mc="http://schemas.openxmlformats.org/markup-compatibility/2006" xmlns:aink="http://schemas.microsoft.com/office/drawing/2016/ink" xmlns:am3d="http://schemas.microsoft.com/office/drawing/2017/model3d" xmlns:o="urn:schemas-microsoft-com:office:office" xmlns:oel="http://schemas.microsoft.com/office/2019/extlst" xmlns:r="http://schemas.openxmlformats.org/officeDocument/2006/relationships" xmlns:m="http://schemas.openxmlformats.org/officeDocument/2006/math" xmlns:v="urn:schemas-microsoft-com:vml" xmlns:wp14="http://schemas.microsoft.com/office/word/2010/wordprocessingDrawing" xmlns:wp="http://schemas.openxmlformats.org/drawingml/2006/wordprocessingDrawing" xmlns:w10="urn:schemas-microsoft-com:office:word" xmlns:w="http://schemas.openxmlformats.org/wordprocessingml/2006/main" xmlns:w14="http://schemas.microsoft.com/office/word/2010/wordml" xmlns:w15="http://schemas.microsoft.com/office/word/2012/wordml" xmlns:w16cex="http://schemas.microsoft.com/office/word/2018/wordml/cex" xmlns:w16cid="http://schemas.microsoft.com/office/word/2016/wordml/cid" xmlns:w16="http://schemas.microsoft.com/office/word/2018/wordml" xmlns:w16du="http://schemas.microsoft.com/office/word/2023/wordml/word16du" xmlns:w16sdtdh="http://schemas.microsoft.com/office/word/2020/wordml/sdtdatahash" xmlns:w16sdtfl="http://schemas.microsoft.com/office/word/2024/wordml/sdtformatlock" xmlns:w16se="http://schemas.microsoft.com/office/word/2015/wordml/symex" xmlns:wpg="http://schemas.microsoft.com/office/word/2010/wordprocessingGroup" xmlns:wpi="http://schemas.microsoft.com/office/word/2010/wordprocessingInk" xmlns:wne="http://schemas.microsoft.com/office/word/2006/wordml" xmlns:wps="http://schemas.microsoft.com/office/word/2010/wordprocessingShape" mc:Ignorable="w14 w15 w16se w16cid w16 w16cex w16sdtdh w16sdtfl w16du wp14">
+<w:document xmlns:wpc="http://schemas.microsoft.com/office/word/2010/wordprocessingCanvas" xmlns:cx="http://schemas.microsoft.com/office/drawing/2014/chartex" xmlns:cx1="http://schemas.microsoft.com/office/drawing/2015/9/8/chartex" xmlns:cx2="http://schemas.microsoft.com/office/drawing/2015/10/21/chartex" xmlns:cx3="http://schemas.microsoft.com/office/drawing/2016/5/9/chartex" xmlns:cx4="http://schemas.microsoft.com/office/drawing/2016/5/10/chartex" xmlns:cx5="http://schemas.microsoft.com/office/drawing/2016/5/11/chartex" xmlns:cx6="http://schemas.microsoft.com/office/drawing/2016/5/12/chartex" xmlns:cx7="http://schemas.microsoft.com/office/drawing/2016/5/13/chartex" xmlns:cx8="http://schemas.microsoft.com/office/drawing/2016/5/14/chartex" xmlns:mc="http://schemas.openxmlformats.org/markup-compatibility/2006" xmlns:aink="http://schemas.microsoft.com/office/drawing/2016/ink" xmlns:am3d="http://schemas.microsoft.com/office/drawing/2017/model3d" xmlns:o="urn:schemas-microsoft-com:office:office" xmlns:oel="http://schemas.microsoft.com/office/2019/extlst" xmlns:r="http://schemas.openxmlformats.org/officeDocument/2006/relationships" xmlns:m="http://schemas.openxmlformats.org/officeDocument/2006/math" xmlns:v="urn:schemas-microsoft-com:vml" xmlns:wp14="http://schemas.microsoft.com/office/word/2010/wordprocessingDrawing" xmlns:wp="http://schemas.openxmlformats.org/drawingml/2006/wordprocessingDrawing" xmlns:w10="urn:schemas-microsoft-com:office:word" xmlns:w="http://schemas.openxmlformats.org/wordprocessingml/2006/main" xmlns:w14="http://schemas.microsoft.com/office/word/2010/wordml" xmlns:w15="http://schemas.microsoft.com/office/word/2012/wordml" xmlns:w16cei="http://schemas.microsoft.com/office/word/2026/wordml/cei" xmlns:w16cex="http://schemas.microsoft.com/office/word/2018/wordml/cex" xmlns:w16cid="http://schemas.microsoft.com/office/word/2016/wordml/cid" xmlns:w16="http://schemas.microsoft.com/office/word/2018/wordml" xmlns:w16du="http://schemas.microsoft.com/office/word/2023/wordml/word16du" xmlns:w16sdtdh="http://schemas.microsoft.com/office/word/2020/wordml/sdtdatahash" xmlns:w16sdtfl="http://schemas.microsoft.com/office/word/2024/wordml/sdtformatlock" xmlns:w16se="http://schemas.microsoft.com/office/word/2015/wordml/symex" xmlns:wpg="http://schemas.microsoft.com/office/word/2010/wordprocessingGroup" xmlns:wpi="http://schemas.microsoft.com/office/word/2010/wordprocessingInk" xmlns:wne="http://schemas.microsoft.com/office/word/2006/wordml" xmlns:wps="http://schemas.microsoft.com/office/word/2010/wordprocessingShape" mc:Ignorable="w14 w15 w16se w16cid w16 w16cex w16sdtdh w16sdtfl w16du wp14">
   <w:body>
     <w:p>
       <w:pPr>
@@ -2200,6 +2200,9 @@
           <w:tab w:val="left" w:pos="720"/>
         </w:tabs>
         <w:spacing w:line="480" w:lineRule="auto"/>
+        <w:rPr>
+          <w:color w:val="000000"/>
+        </w:rPr>
       </w:pPr>
       <w:r>
         <w:rPr>
@@ -2240,6 +2243,52 @@
     </w:p>
     <w:p>
       <w:pPr>
+        <w:pStyle w:val="BodyText"/>
+        <w:tabs>
+          <w:tab w:val="left" w:pos="720"/>
+        </w:tabs>
+        <w:spacing w:line="480" w:lineRule="auto"/>
+        <w:rPr>
+          <w:sz w:val="20"/>
+          <w:szCs w:val="20"/>
+        </w:rPr>
+      </w:pPr>
+      <w:commentRangeStart w:id="0"/>
+      <w:r>
+        <w:rPr>
+          <w:sz w:val="20"/>
+          <w:szCs w:val="20"/>
+        </w:rPr>
+        <w:t xml:space="preserve">Adapted by permission from K. Walsh Flanagan and M. Cuppett, </w:t>
+      </w:r>
+      <w:r>
+        <w:rPr>
+          <w:i/>
+          <w:iCs/>
+          <w:sz w:val="20"/>
+          <w:szCs w:val="20"/>
+        </w:rPr>
+        <w:t>Medical Conditions in the Athlete</w:t>
+      </w:r>
+      <w:r>
+        <w:rPr>
+          <w:sz w:val="20"/>
+          <w:szCs w:val="20"/>
+        </w:rPr>
+        <w:t>, 3rd ed. (Human Kinetics, 2017).</w:t>
+      </w:r>
+      <w:commentRangeEnd w:id="0"/>
+      <w:r>
+        <w:rPr>
+          <w:rStyle w:val="CommentReference"/>
+          <w:sz w:val="20"/>
+          <w:szCs w:val="20"/>
+        </w:rPr>
+        <w:commentReference w:id="0"/>
+      </w:r>
+    </w:p>
+    <w:p>
+      <w:pPr>
         <w:spacing w:line="480" w:lineRule="auto"/>
         <w:rPr>
           <w:b/>
@@ -2337,6 +2386,7 @@
         <w:rPr>
           <w:color w:val="000000"/>
         </w:rPr>
+        <w:lastRenderedPageBreak/>
         <w:t>Working with a partner, take each other’s vital signs and then respond to the following questions:</w:t>
       </w:r>
     </w:p>
@@ -3943,6 +3993,7 @@
         <w:rPr>
           <w:color w:val="000000"/>
         </w:rPr>
+        <w:lastRenderedPageBreak/>
         <w:t>How does oxygen get delivered throughout the body (mechanical or physiological process)?</w:t>
       </w:r>
     </w:p>
@@ -3987,7 +4038,6 @@
         <w:rPr>
           <w:color w:val="000000"/>
         </w:rPr>
-        <w:lastRenderedPageBreak/>
         <w:t>What is a ventilation problem, and what might cause it?</w:t>
       </w:r>
     </w:p>
@@ -4775,6 +4825,7 @@
         <w:rPr>
           <w:color w:val="000000"/>
         </w:rPr>
+        <w:lastRenderedPageBreak/>
         <w:t>Conversely, what would cause hypotension? Why would the body respond by lowering BP?</w:t>
       </w:r>
     </w:p>
@@ -4809,7 +4860,6 @@
         <w:rPr>
           <w:color w:val="000000"/>
         </w:rPr>
-        <w:lastRenderedPageBreak/>
         <w:t>Now try taking orthostatic BP with your partner. Generally, you will wait one to two minutes between measurements, but this is not always necessary.</w:t>
       </w:r>
     </w:p>
@@ -5485,7 +5535,39 @@
                 <w:bCs/>
                 <w:color w:val="FFFFFF" w:themeColor="background1"/>
               </w:rPr>
-              <w:t>ALERT AND ORIENTED X 4 (A&amp;OX4)</w:t>
+              <w:t xml:space="preserve">ALERT AND ORIENTED </w:t>
+            </w:r>
+            <w:r>
+              <w:rPr>
+                <w:b/>
+                <w:bCs/>
+                <w:color w:val="FFFFFF" w:themeColor="background1"/>
+              </w:rPr>
+              <w:t>×</w:t>
+            </w:r>
+            <w:r>
+              <w:rPr>
+                <w:b/>
+                <w:bCs/>
+                <w:color w:val="FFFFFF" w:themeColor="background1"/>
+              </w:rPr>
+              <w:t xml:space="preserve"> 4 (A&amp;O</w:t>
+            </w:r>
+            <w:r>
+              <w:rPr>
+                <w:b/>
+                <w:bCs/>
+                <w:color w:val="FFFFFF" w:themeColor="background1"/>
+              </w:rPr>
+              <w:t xml:space="preserve"> × </w:t>
+            </w:r>
+            <w:r>
+              <w:rPr>
+                <w:b/>
+                <w:bCs/>
+                <w:color w:val="FFFFFF" w:themeColor="background1"/>
+              </w:rPr>
+              <w:t>4)</w:t>
             </w:r>
           </w:p>
         </w:tc>
@@ -5879,7 +5961,6 @@
           <w:bCs/>
           <w:color w:val="000000"/>
         </w:rPr>
-        <w:lastRenderedPageBreak/>
         <w:t>Skin</w:t>
       </w:r>
       <w:r>
@@ -6164,8 +6245,47 @@
 </w:document>
 </file>
 
+<file path=word/comments.xml><?xml version="1.0" encoding="utf-8"?>
+<w:comments xmlns:wpc="http://schemas.microsoft.com/office/word/2010/wordprocessingCanvas" xmlns:cx="http://schemas.microsoft.com/office/drawing/2014/chartex" xmlns:cx1="http://schemas.microsoft.com/office/drawing/2015/9/8/chartex" xmlns:cx2="http://schemas.microsoft.com/office/drawing/2015/10/21/chartex" xmlns:cx3="http://schemas.microsoft.com/office/drawing/2016/5/9/chartex" xmlns:cx4="http://schemas.microsoft.com/office/drawing/2016/5/10/chartex" xmlns:cx5="http://schemas.microsoft.com/office/drawing/2016/5/11/chartex" xmlns:cx6="http://schemas.microsoft.com/office/drawing/2016/5/12/chartex" xmlns:cx7="http://schemas.microsoft.com/office/drawing/2016/5/13/chartex" xmlns:cx8="http://schemas.microsoft.com/office/drawing/2016/5/14/chartex" xmlns:mc="http://schemas.openxmlformats.org/markup-compatibility/2006" xmlns:aink="http://schemas.microsoft.com/office/drawing/2016/ink" xmlns:am3d="http://schemas.microsoft.com/office/drawing/2017/model3d" xmlns:o="urn:schemas-microsoft-com:office:office" xmlns:oel="http://schemas.microsoft.com/office/2019/extlst" xmlns:r="http://schemas.openxmlformats.org/officeDocument/2006/relationships" xmlns:m="http://schemas.openxmlformats.org/officeDocument/2006/math" xmlns:v="urn:schemas-microsoft-com:vml" xmlns:wp14="http://schemas.microsoft.com/office/word/2010/wordprocessingDrawing" xmlns:wp="http://schemas.openxmlformats.org/drawingml/2006/wordprocessingDrawing" xmlns:w10="urn:schemas-microsoft-com:office:word" xmlns:w="http://schemas.openxmlformats.org/wordprocessingml/2006/main" xmlns:w14="http://schemas.microsoft.com/office/word/2010/wordml" xmlns:w15="http://schemas.microsoft.com/office/word/2012/wordml" xmlns:w16cei="http://schemas.microsoft.com/office/word/2026/wordml/cei" xmlns:w16cex="http://schemas.microsoft.com/office/word/2018/wordml/cex" xmlns:w16cid="http://schemas.microsoft.com/office/word/2016/wordml/cid" xmlns:w16="http://schemas.microsoft.com/office/word/2018/wordml" xmlns:w16du="http://schemas.microsoft.com/office/word/2023/wordml/word16du" xmlns:w16sdtdh="http://schemas.microsoft.com/office/word/2020/wordml/sdtdatahash" xmlns:w16sdtfl="http://schemas.microsoft.com/office/word/2024/wordml/sdtformatlock" xmlns:w16se="http://schemas.microsoft.com/office/word/2015/wordml/symex" xmlns:wpg="http://schemas.microsoft.com/office/word/2010/wordprocessingGroup" xmlns:wpi="http://schemas.microsoft.com/office/word/2010/wordprocessingInk" xmlns:wne="http://schemas.microsoft.com/office/word/2006/wordml" xmlns:wps="http://schemas.microsoft.com/office/word/2010/wordprocessingShape" mc:Ignorable="w14 w15 w16se w16cid w16 w16cex w16sdtdh w16sdtfl w16du wp14">
+  <w:comment w:id="0" w:author="Anna Seaman" w:date="2026-08-14T09:12:00Z" w:initials="AS">
+    <w:p>
+      <w:pPr>
+        <w:pStyle w:val="CommentText"/>
+      </w:pPr>
+      <w:r>
+        <w:rPr>
+          <w:rStyle w:val="CommentReference"/>
+        </w:rPr>
+        <w:annotationRef/>
+      </w:r>
+      <w:r>
+        <w:t>Claire: Check that this credit line appears in your build.</w:t>
+      </w:r>
+    </w:p>
+  </w:comment>
+</w:comments>
+</file>
+
+<file path=word/commentsExtended.xml><?xml version="1.0" encoding="utf-8"?>
+<w15:commentsEx xmlns:wpc="http://schemas.microsoft.com/office/word/2010/wordprocessingCanvas" xmlns:cx="http://schemas.microsoft.com/office/drawing/2014/chartex" xmlns:cx1="http://schemas.microsoft.com/office/drawing/2015/9/8/chartex" xmlns:cx2="http://schemas.microsoft.com/office/drawing/2015/10/21/chartex" xmlns:cx3="http://schemas.microsoft.com/office/drawing/2016/5/9/chartex" xmlns:cx4="http://schemas.microsoft.com/office/drawing/2016/5/10/chartex" xmlns:cx5="http://schemas.microsoft.com/office/drawing/2016/5/11/chartex" xmlns:cx6="http://schemas.microsoft.com/office/drawing/2016/5/12/chartex" xmlns:cx7="http://schemas.microsoft.com/office/drawing/2016/5/13/chartex" xmlns:cx8="http://schemas.microsoft.com/office/drawing/2016/5/14/chartex" xmlns:mc="http://schemas.openxmlformats.org/markup-compatibility/2006" xmlns:aink="http://schemas.microsoft.com/office/drawing/2016/ink" xmlns:am3d="http://schemas.microsoft.com/office/drawing/2017/model3d" xmlns:o="urn:schemas-microsoft-com:office:office" xmlns:oel="http://schemas.microsoft.com/office/2019/extlst" xmlns:r="http://schemas.openxmlformats.org/officeDocument/2006/relationships" xmlns:m="http://schemas.openxmlformats.org/officeDocument/2006/math" xmlns:v="urn:schemas-microsoft-com:vml" xmlns:wp14="http://schemas.microsoft.com/office/word/2010/wordprocessingDrawing" xmlns:wp="http://schemas.openxmlformats.org/drawingml/2006/wordprocessingDrawing" xmlns:w10="urn:schemas-microsoft-com:office:word" xmlns:w="http://schemas.openxmlformats.org/wordprocessingml/2006/main" xmlns:w14="http://schemas.microsoft.com/office/word/2010/wordml" xmlns:w15="http://schemas.microsoft.com/office/word/2012/wordml" xmlns:w16cei="http://schemas.microsoft.com/office/word/2026/wordml/cei" xmlns:w16cex="http://schemas.microsoft.com/office/word/2018/wordml/cex" xmlns:w16cid="http://schemas.microsoft.com/office/word/2016/wordml/cid" xmlns:w16="http://schemas.microsoft.com/office/word/2018/wordml" xmlns:w16du="http://schemas.microsoft.com/office/word/2023/wordml/word16du" xmlns:w16sdtdh="http://schemas.microsoft.com/office/word/2020/wordml/sdtdatahash" xmlns:w16sdtfl="http://schemas.microsoft.com/office/word/2024/wordml/sdtformatlock" xmlns:w16se="http://schemas.microsoft.com/office/word/2015/wordml/symex" xmlns:wpg="http://schemas.microsoft.com/office/word/2010/wordprocessingGroup" xmlns:wpi="http://schemas.microsoft.com/office/word/2010/wordprocessingInk" xmlns:wne="http://schemas.microsoft.com/office/word/2006/wordml" xmlns:wps="http://schemas.microsoft.com/office/word/2010/wordprocessingShape" mc:Ignorable="w14 w15 w16se w16cid w16 w16cex w16sdtdh w16sdtfl w16du wp14">
+  <w15:commentEx w15:paraId="4E7A4C7B" w15:done="0"/>
+</w15:commentsEx>
+</file>
+
+<file path=word/commentsExtensible.xml><?xml version="1.0" encoding="utf-8"?>
+<w16cex:commentsExtensible xmlns:wpc="http://schemas.microsoft.com/office/word/2010/wordprocessingCanvas" xmlns:cx="http://schemas.microsoft.com/office/drawing/2014/chartex" xmlns:cx1="http://schemas.microsoft.com/office/drawing/2015/9/8/chartex" xmlns:cx2="http://schemas.microsoft.com/office/drawing/2015/10/21/chartex" xmlns:cx3="http://schemas.microsoft.com/office/drawing/2016/5/9/chartex" xmlns:cx4="http://schemas.microsoft.com/office/drawing/2016/5/10/chartex" xmlns:cx5="http://schemas.microsoft.com/office/drawing/2016/5/11/chartex" xmlns:cx6="http://schemas.microsoft.com/office/drawing/2016/5/12/chartex" xmlns:cx7="http://schemas.microsoft.com/office/drawing/2016/5/13/chartex" xmlns:cx8="http://schemas.microsoft.com/office/drawing/2016/5/14/chartex" xmlns:cr="http://schemas.microsoft.com/office/comments/2020/reactions" xmlns:mc="http://schemas.openxmlformats.org/markup-compatibility/2006" xmlns:aink="http://schemas.microsoft.com/office/drawing/2016/ink" xmlns:am3d="http://schemas.microsoft.com/office/drawing/2017/model3d" xmlns:o="urn:schemas-microsoft-com:office:office" xmlns:oel="http://schemas.microsoft.com/office/2019/extlst" xmlns:r="http://schemas.openxmlformats.org/officeDocument/2006/relationships" xmlns:m="http://schemas.openxmlformats.org/officeDocument/2006/math" xmlns:v="urn:schemas-microsoft-com:vml" xmlns:wp14="http://schemas.microsoft.com/office/word/2010/wordprocessingDrawing" xmlns:wp="http://schemas.openxmlformats.org/drawingml/2006/wordprocessingDrawing" xmlns:w10="urn:schemas-microsoft-com:office:word" xmlns:w="http://schemas.openxmlformats.org/wordprocessingml/2006/main" xmlns:w14="http://schemas.microsoft.com/office/word/2010/wordml" xmlns:w15="http://schemas.microsoft.com/office/word/2012/wordml" xmlns:w16cei="http://schemas.microsoft.com/office/word/2026/wordml/cei" xmlns:w16cex="http://schemas.microsoft.com/office/word/2018/wordml/cex" xmlns:w16cid="http://schemas.microsoft.com/office/word/2016/wordml/cid" xmlns:w16="http://schemas.microsoft.com/office/word/2018/wordml" xmlns:w16du="http://schemas.microsoft.com/office/word/2023/wordml/word16du" xmlns:w16sdtdh="http://schemas.microsoft.com/office/word/2020/wordml/sdtdatahash" xmlns:w16sdtfl="http://schemas.microsoft.com/office/word/2024/wordml/sdtformatlock" xmlns:w16se="http://schemas.microsoft.com/office/word/2015/wordml/symex" xmlns:wpg="http://schemas.microsoft.com/office/word/2010/wordprocessingGroup" xmlns:wpi="http://schemas.microsoft.com/office/word/2010/wordprocessingInk" xmlns:wne="http://schemas.microsoft.com/office/word/2006/wordml" xmlns:wps="http://schemas.microsoft.com/office/word/2010/wordprocessingShape" mc:Ignorable="w14 w15 w16se w16cid w16 w16cex w16sdtdh w16sdtfl cr w16du wp14">
+  <w16cex:commentExtensible w16cex:durableId="14EA5C7F" w16cex:dateUtc="2026-08-14T14:12:00Z"/>
+</w16cex:commentsExtensible>
+</file>
+
+<file path=word/commentsIds.xml><?xml version="1.0" encoding="utf-8"?>
+<w16cid:commentsIds xmlns:wpc="http://schemas.microsoft.com/office/word/2010/wordprocessingCanvas" xmlns:cx="http://schemas.microsoft.com/office/drawing/2014/chartex" xmlns:cx1="http://schemas.microsoft.com/office/drawing/2015/9/8/chartex" xmlns:cx2="http://schemas.microsoft.com/office/drawing/2015/10/21/chartex" xmlns:cx3="http://schemas.microsoft.com/office/drawing/2016/5/9/chartex" xmlns:cx4="http://schemas.microsoft.com/office/drawing/2016/5/10/chartex" xmlns:cx5="http://schemas.microsoft.com/office/drawing/2016/5/11/chartex" xmlns:cx6="http://schemas.microsoft.com/office/drawing/2016/5/12/chartex" xmlns:cx7="http://schemas.microsoft.com/office/drawing/2016/5/13/chartex" xmlns:cx8="http://schemas.microsoft.com/office/drawing/2016/5/14/chartex" xmlns:mc="http://schemas.openxmlformats.org/markup-compatibility/2006" xmlns:aink="http://schemas.microsoft.com/office/drawing/2016/ink" xmlns:am3d="http://schemas.microsoft.com/office/drawing/2017/model3d" xmlns:o="urn:schemas-microsoft-com:office:office" xmlns:oel="http://schemas.microsoft.com/office/2019/extlst" xmlns:r="http://schemas.openxmlformats.org/officeDocument/2006/relationships" xmlns:m="http://schemas.openxmlformats.org/officeDocument/2006/math" xmlns:v="urn:schemas-microsoft-com:vml" xmlns:wp14="http://schemas.microsoft.com/office/word/2010/wordprocessingDrawing" xmlns:wp="http://schemas.openxmlformats.org/drawingml/2006/wordprocessingDrawing" xmlns:w10="urn:schemas-microsoft-com:office:word" xmlns:w="http://schemas.openxmlformats.org/wordprocessingml/2006/main" xmlns:w14="http://schemas.microsoft.com/office/word/2010/wordml" xmlns:w15="http://schemas.microsoft.com/office/word/2012/wordml" xmlns:w16cei="http://schemas.microsoft.com/office/word/2026/wordml/cei" xmlns:w16cex="http://schemas.microsoft.com/office/word/2018/wordml/cex" xmlns:w16cid="http://schemas.microsoft.com/office/word/2016/wordml/cid" xmlns:w16="http://schemas.microsoft.com/office/word/2018/wordml" xmlns:w16du="http://schemas.microsoft.com/office/word/2023/wordml/word16du" xmlns:w16sdtdh="http://schemas.microsoft.com/office/word/2020/wordml/sdtdatahash" xmlns:w16sdtfl="http://schemas.microsoft.com/office/word/2024/wordml/sdtformatlock" xmlns:w16se="http://schemas.microsoft.com/office/word/2015/wordml/symex" xmlns:wpg="http://schemas.microsoft.com/office/word/2010/wordprocessingGroup" xmlns:wpi="http://schemas.microsoft.com/office/word/2010/wordprocessingInk" xmlns:wne="http://schemas.microsoft.com/office/word/2006/wordml" xmlns:wps="http://schemas.microsoft.com/office/word/2010/wordprocessingShape" mc:Ignorable="w14 w15 w16se w16cid w16 w16cex w16sdtdh w16sdtfl w16du wp14">
+  <w16cid:commentId w16cid:paraId="4E7A4C7B" w16cid:durableId="14EA5C7F"/>
+</w16cid:commentsIds>
+</file>
+
 <file path=word/numbering.xml><?xml version="1.0" encoding="utf-8"?>
-<w:numbering xmlns:wpc="http://schemas.microsoft.com/office/word/2010/wordprocessingCanvas" xmlns:cx="http://schemas.microsoft.com/office/drawing/2014/chartex" xmlns:cx1="http://schemas.microsoft.com/office/drawing/2015/9/8/chartex" xmlns:cx2="http://schemas.microsoft.com/office/drawing/2015/10/21/chartex" xmlns:cx3="http://schemas.microsoft.com/office/drawing/2016/5/9/chartex" xmlns:cx4="http://schemas.microsoft.com/office/drawing/2016/5/10/chartex" xmlns:cx5="http://schemas.microsoft.com/office/drawing/2016/5/11/chartex" xmlns:cx6="http://schemas.microsoft.com/office/drawing/2016/5/12/chartex" xmlns:cx7="http://schemas.microsoft.com/office/drawing/2016/5/13/chartex" xmlns:cx8="http://schemas.microsoft.com/office/drawing/2016/5/14/chartex" xmlns:mc="http://schemas.openxmlformats.org/markup-compatibility/2006" xmlns:aink="http://schemas.microsoft.com/office/drawing/2016/ink" xmlns:am3d="http://schemas.microsoft.com/office/drawing/2017/model3d" xmlns:o="urn:schemas-microsoft-com:office:office" xmlns:oel="http://schemas.microsoft.com/office/2019/extlst" xmlns:r="http://schemas.openxmlformats.org/officeDocument/2006/relationships" xmlns:m="http://schemas.openxmlformats.org/officeDocument/2006/math" xmlns:v="urn:schemas-microsoft-com:vml" xmlns:wp14="http://schemas.microsoft.com/office/word/2010/wordprocessingDrawing" xmlns:wp="http://schemas.openxmlformats.org/drawingml/2006/wordprocessingDrawing" xmlns:w10="urn:schemas-microsoft-com:office:word" xmlns:w="http://schemas.openxmlformats.org/wordprocessingml/2006/main" xmlns:w14="http://schemas.microsoft.com/office/word/2010/wordml" xmlns:w15="http://schemas.microsoft.com/office/word/2012/wordml" xmlns:w16cex="http://schemas.microsoft.com/office/word/2018/wordml/cex" xmlns:w16cid="http://schemas.microsoft.com/office/word/2016/wordml/cid" xmlns:w16="http://schemas.microsoft.com/office/word/2018/wordml" xmlns:w16du="http://schemas.microsoft.com/office/word/2023/wordml/word16du" xmlns:w16sdtdh="http://schemas.microsoft.com/office/word/2020/wordml/sdtdatahash" xmlns:w16sdtfl="http://schemas.microsoft.com/office/word/2024/wordml/sdtformatlock" xmlns:w16se="http://schemas.microsoft.com/office/word/2015/wordml/symex" xmlns:wpg="http://schemas.microsoft.com/office/word/2010/wordprocessingGroup" xmlns:wpi="http://schemas.microsoft.com/office/word/2010/wordprocessingInk" xmlns:wne="http://schemas.microsoft.com/office/word/2006/wordml" xmlns:wps="http://schemas.microsoft.com/office/word/2010/wordprocessingShape" mc:Ignorable="w14 w15 w16se w16cid w16 w16cex w16sdtdh w16sdtfl w16du wp14">
+<w:numbering xmlns:wpc="http://schemas.microsoft.com/office/word/2010/wordprocessingCanvas" xmlns:cx="http://schemas.microsoft.com/office/drawing/2014/chartex" xmlns:cx1="http://schemas.microsoft.com/office/drawing/2015/9/8/chartex" xmlns:cx2="http://schemas.microsoft.com/office/drawing/2015/10/21/chartex" xmlns:cx3="http://schemas.microsoft.com/office/drawing/2016/5/9/chartex" xmlns:cx4="http://schemas.microsoft.com/office/drawing/2016/5/10/chartex" xmlns:cx5="http://schemas.microsoft.com/office/drawing/2016/5/11/chartex" xmlns:cx6="http://schemas.microsoft.com/office/drawing/2016/5/12/chartex" xmlns:cx7="http://schemas.microsoft.com/office/drawing/2016/5/13/chartex" xmlns:cx8="http://schemas.microsoft.com/office/drawing/2016/5/14/chartex" xmlns:mc="http://schemas.openxmlformats.org/markup-compatibility/2006" xmlns:aink="http://schemas.microsoft.com/office/drawing/2016/ink" xmlns:am3d="http://schemas.microsoft.com/office/drawing/2017/model3d" xmlns:o="urn:schemas-microsoft-com:office:office" xmlns:oel="http://schemas.microsoft.com/office/2019/extlst" xmlns:r="http://schemas.openxmlformats.org/officeDocument/2006/relationships" xmlns:m="http://schemas.openxmlformats.org/officeDocument/2006/math" xmlns:v="urn:schemas-microsoft-com:vml" xmlns:wp14="http://schemas.microsoft.com/office/word/2010/wordprocessingDrawing" xmlns:wp="http://schemas.openxmlformats.org/drawingml/2006/wordprocessingDrawing" xmlns:w10="urn:schemas-microsoft-com:office:word" xmlns:w="http://schemas.openxmlformats.org/wordprocessingml/2006/main" xmlns:w14="http://schemas.microsoft.com/office/word/2010/wordml" xmlns:w15="http://schemas.microsoft.com/office/word/2012/wordml" xmlns:w16cei="http://schemas.microsoft.com/office/word/2026/wordml/cei" xmlns:w16cex="http://schemas.microsoft.com/office/word/2018/wordml/cex" xmlns:w16cid="http://schemas.microsoft.com/office/word/2016/wordml/cid" xmlns:w16="http://schemas.microsoft.com/office/word/2018/wordml" xmlns:w16du="http://schemas.microsoft.com/office/word/2023/wordml/word16du" xmlns:w16sdtdh="http://schemas.microsoft.com/office/word/2020/wordml/sdtdatahash" xmlns:w16sdtfl="http://schemas.microsoft.com/office/word/2024/wordml/sdtformatlock" xmlns:w16se="http://schemas.microsoft.com/office/word/2015/wordml/symex" xmlns:wpg="http://schemas.microsoft.com/office/word/2010/wordprocessingGroup" xmlns:wpi="http://schemas.microsoft.com/office/word/2010/wordprocessingInk" xmlns:wne="http://schemas.microsoft.com/office/word/2006/wordml" xmlns:wps="http://schemas.microsoft.com/office/word/2010/wordprocessingShape" mc:Ignorable="w14 w15 w16se w16cid w16 w16cex w16sdtdh w16sdtfl w16du wp14">
   <w:abstractNum w:abstractNumId="0" w15:restartNumberingAfterBreak="0">
     <w:nsid w:val="965EB447"/>
     <w:multiLevelType w:val="hybridMultilevel"/>
@@ -9876,6 +9996,14 @@
     <w:abstractNumId w:val="16"/>
   </w:num>
 </w:numbering>
+</file>
+
+<file path=word/people.xml><?xml version="1.0" encoding="utf-8"?>
+<w15:people xmlns:wpc="http://schemas.microsoft.com/office/word/2010/wordprocessingCanvas" xmlns:cx="http://schemas.microsoft.com/office/drawing/2014/chartex" xmlns:cx1="http://schemas.microsoft.com/office/drawing/2015/9/8/chartex" xmlns:cx2="http://schemas.microsoft.com/office/drawing/2015/10/21/chartex" xmlns:cx3="http://schemas.microsoft.com/office/drawing/2016/5/9/chartex" xmlns:cx4="http://schemas.microsoft.com/office/drawing/2016/5/10/chartex" xmlns:cx5="http://schemas.microsoft.com/office/drawing/2016/5/11/chartex" xmlns:cx6="http://schemas.microsoft.com/office/drawing/2016/5/12/chartex" xmlns:cx7="http://schemas.microsoft.com/office/drawing/2016/5/13/chartex" xmlns:cx8="http://schemas.microsoft.com/office/drawing/2016/5/14/chartex" xmlns:mc="http://schemas.openxmlformats.org/markup-compatibility/2006" xmlns:aink="http://schemas.microsoft.com/office/drawing/2016/ink" xmlns:am3d="http://schemas.microsoft.com/office/drawing/2017/model3d" xmlns:o="urn:schemas-microsoft-com:office:office" xmlns:oel="http://schemas.microsoft.com/office/2019/extlst" xmlns:r="http://schemas.openxmlformats.org/officeDocument/2006/relationships" xmlns:m="http://schemas.openxmlformats.org/officeDocument/2006/math" xmlns:v="urn:schemas-microsoft-com:vml" xmlns:wp14="http://schemas.microsoft.com/office/word/2010/wordprocessingDrawing" xmlns:wp="http://schemas.openxmlformats.org/drawingml/2006/wordprocessingDrawing" xmlns:w10="urn:schemas-microsoft-com:office:word" xmlns:w="http://schemas.openxmlformats.org/wordprocessingml/2006/main" xmlns:w14="http://schemas.microsoft.com/office/word/2010/wordml" xmlns:w15="http://schemas.microsoft.com/office/word/2012/wordml" xmlns:w16cei="http://schemas.microsoft.com/office/word/2026/wordml/cei" xmlns:w16cex="http://schemas.microsoft.com/office/word/2018/wordml/cex" xmlns:w16cid="http://schemas.microsoft.com/office/word/2016/wordml/cid" xmlns:w16="http://schemas.microsoft.com/office/word/2018/wordml" xmlns:w16du="http://schemas.microsoft.com/office/word/2023/wordml/word16du" xmlns:w16sdtdh="http://schemas.microsoft.com/office/word/2020/wordml/sdtdatahash" xmlns:w16sdtfl="http://schemas.microsoft.com/office/word/2024/wordml/sdtformatlock" xmlns:w16se="http://schemas.microsoft.com/office/word/2015/wordml/symex" xmlns:wpg="http://schemas.microsoft.com/office/word/2010/wordprocessingGroup" xmlns:wpi="http://schemas.microsoft.com/office/word/2010/wordprocessingInk" xmlns:wne="http://schemas.microsoft.com/office/word/2006/wordml" xmlns:wps="http://schemas.microsoft.com/office/word/2010/wordprocessingShape" mc:Ignorable="w14 w15 w16se w16cid w16 w16cex w16sdtdh w16sdtfl w16du wp14">
+  <w15:person w15:author="Anna Seaman">
+    <w15:presenceInfo w15:providerId="AD" w15:userId="S::AnnaS@hkusa.com::713ab380-bdda-4997-81d0-fa539102c996"/>
+  </w15:person>
+</w15:people>
 </file>
 
 <file path=word/styles.xml><?xml version="1.0" encoding="utf-8"?>
@@ -10914,7 +11042,6 @@
     <w:basedOn w:val="Normal"/>
     <w:link w:val="CommentTextChar"/>
     <w:uiPriority w:val="99"/>
-    <w:semiHidden/>
     <w:unhideWhenUsed/>
     <w:rPr>
       <w:sz w:val="20"/>
@@ -10926,7 +11053,6 @@
     <w:basedOn w:val="DefaultParagraphFont"/>
     <w:link w:val="CommentText"/>
     <w:uiPriority w:val="99"/>
-    <w:semiHidden/>
     <w:rPr>
       <w:rFonts w:ascii="Times New Roman" w:eastAsia="Times New Roman" w:hAnsi="Times New Roman" w:cs="Times New Roman"/>
       <w:kern w:val="0"/>
@@ -10979,6 +11105,37 @@
     <w:rPr>
       <w:i/>
       <w:iCs/>
+    </w:rPr>
+  </w:style>
+  <w:style w:type="paragraph" w:styleId="CommentSubject">
+    <w:name w:val="annotation subject"/>
+    <w:basedOn w:val="CommentText"/>
+    <w:next w:val="CommentText"/>
+    <w:link w:val="CommentSubjectChar"/>
+    <w:uiPriority w:val="99"/>
+    <w:semiHidden/>
+    <w:unhideWhenUsed/>
+    <w:rsid w:val="00E9271C"/>
+    <w:rPr>
+      <w:b/>
+      <w:bCs/>
+    </w:rPr>
+  </w:style>
+  <w:style w:type="character" w:customStyle="1" w:styleId="CommentSubjectChar">
+    <w:name w:val="Comment Subject Char"/>
+    <w:basedOn w:val="CommentTextChar"/>
+    <w:link w:val="CommentSubject"/>
+    <w:uiPriority w:val="99"/>
+    <w:semiHidden/>
+    <w:rsid w:val="00E9271C"/>
+    <w:rPr>
+      <w:rFonts w:ascii="Times New Roman" w:eastAsia="Times New Roman" w:hAnsi="Times New Roman" w:cs="Times New Roman"/>
+      <w:b/>
+      <w:bCs/>
+      <w:kern w:val="0"/>
+      <w:sz w:val="20"/>
+      <w:szCs w:val="20"/>
+      <w14:ligatures w14:val="none"/>
     </w:rPr>
   </w:style>
 </w:styles>
